--- a/Reverse-book/Reverse-Basic.docx
+++ b/Reverse-book/Reverse-Basic.docx
@@ -298,7 +298,16 @@
         </w:rPr>
       </w:pPr>
       <w:r>
-        <w:t>本教程《逆向工程入门·基础篇》不是一本枯燥的字典，而是一套</w:t>
+        <w:t>本教程《</w:t>
+      </w:r>
+      <w:r>
+        <w:rPr>
+          <w:rFonts w:hint="eastAsia"/>
+        </w:rPr>
+        <w:t>Windows</w:t>
+      </w:r>
+      <w:r>
+        <w:t>逆向工程入门·基础篇》不是一本枯燥的字典，而是一套</w:t>
       </w:r>
       <w:r>
         <w:rPr>
@@ -746,7 +755,7 @@
         <w:rPr>
           <w:rFonts w:hint="eastAsia"/>
         </w:rPr>
-        <w:t>说来不怕大家笑话，职高毕业那会儿，我对“指针”的理解非常肤浅，仅仅停留在 Cheat Engine 里的“基址、偏移、内存映射”。至于它在代码里到底怎么写？我当时是一窍不通，哈哈~。</w:t>
+        <w:t>说来不怕大家笑话，职高毕业那会儿，我对“指针”的理解非常肤浅，仅仅停留在 Cheat Engine 里的“基址、偏移”。至于它在代码里到底怎么写？我当时是一窍不通，哈哈~。</w:t>
       </w:r>
     </w:p>
     <w:p>
@@ -784,14 +793,26 @@
         <w:rPr>
           <w:rFonts w:hint="eastAsia"/>
         </w:rPr>
-        <w:t xml:space="preserve">真正的阵痛期是从那个暑假开始的。为了啃下 C++，我在字符类型这里栽了大跟头，被 </w:t>
+        <w:t>真正的阵痛期是从那个</w:t>
+      </w:r>
+      <w:r>
+        <w:rPr>
+          <w:rFonts w:hint="eastAsia"/>
+        </w:rPr>
+        <w:t>2025年6月职高毕业</w:t>
+      </w:r>
+      <w:r>
+        <w:rPr>
+          <w:rFonts w:hint="eastAsia"/>
+        </w:rPr>
+        <w:t>暑假开始的。为了啃下 C++，我在字符类型这里栽了大跟头，被 char 和 wchar_t 之间的相互转换，还有C++、C语言字符串类型的</w:t>
       </w:r>
       <w:r>
         <w:rPr>
           <w:rFonts w:hint="eastAsia"/>
         </w:rPr>
         <w:lastRenderedPageBreak/>
-        <w:t>char 和 wchar_t 之间的相互转换，还有C++、C语言字符串类型的怎么相互转化折磨得焦头烂额。但也就是在那个暑假，我靠在 B站看视频明白了单机游戏的内存修改原理，还动手写了一个《植物大战僵尸》的专属作弊器。也正是在那次实战中，我才真正顿悟了什么是“内存对齐”和“汇编”。</w:t>
+        <w:t>怎么相互转化折磨得焦头烂额。但也就是在那个暑假，我靠在 B站看视频明白了单机游戏的内存修改原理，还动手写了一个《植物大战僵尸》的专属作弊器。也正是在那次实战中，我才真正顿悟了什么是“内存对齐”和“汇编”。</w:t>
       </w:r>
     </w:p>
     <w:p>
@@ -4277,13 +4298,29 @@
         <w:t>看着那一串串 0x 开头的数字，试着在脑海里构建出它们在内存里的排布图。这就是你通往逆向世界的大门。</w:t>
       </w:r>
     </w:p>
-    <w:p/>
-    <w:p>
+    <w:p>
+      <w:pPr>
+        <w:rPr>
+          <w:rFonts w:hint="eastAsia"/>
+        </w:rPr>
+      </w:pPr>
+    </w:p>
+    <w:p>
+      <w:pPr>
+        <w:rPr>
+          <w:rFonts w:hint="eastAsia"/>
+        </w:rPr>
+      </w:pPr>
       <w:r>
         <w:t>打开 Visual Studio，写一段简单的代码，定义几个变量，然后用 &amp; 符号打印出它们的地址。</w:t>
       </w:r>
     </w:p>
     <w:p>
+      <w:pPr>
+        <w:rPr>
+          <w:rFonts w:hint="eastAsia"/>
+        </w:rPr>
+      </w:pPr>
       <w:r>
         <w:t>#include &lt;iostream&gt;</w:t>
       </w:r>
@@ -4296,31 +4333,61 @@
       </w:pPr>
     </w:p>
     <w:p>
+      <w:pPr>
+        <w:rPr>
+          <w:rFonts w:hint="eastAsia"/>
+        </w:rPr>
+      </w:pPr>
       <w:r>
         <w:t>int main() {</w:t>
       </w:r>
     </w:p>
     <w:p>
+      <w:pPr>
+        <w:rPr>
+          <w:rFonts w:hint="eastAsia"/>
+        </w:rPr>
+      </w:pPr>
       <w:r>
         <w:t xml:space="preserve">    int a = 10;</w:t>
       </w:r>
     </w:p>
     <w:p>
+      <w:pPr>
+        <w:rPr>
+          <w:rFonts w:hint="eastAsia"/>
+        </w:rPr>
+      </w:pPr>
       <w:r>
         <w:t xml:space="preserve">    int b = 20;</w:t>
       </w:r>
     </w:p>
     <w:p>
+      <w:pPr>
+        <w:rPr>
+          <w:rFonts w:hint="eastAsia"/>
+        </w:rPr>
+      </w:pPr>
       <w:r>
         <w:t xml:space="preserve">    </w:t>
       </w:r>
     </w:p>
     <w:p>
+      <w:pPr>
+        <w:rPr>
+          <w:rFonts w:hint="eastAsia"/>
+        </w:rPr>
+      </w:pPr>
       <w:r>
         <w:t xml:space="preserve">    // &amp; 符号是“取地址符”，它能拿到变量的门牌号</w:t>
       </w:r>
     </w:p>
     <w:p>
+      <w:pPr>
+        <w:rPr>
+          <w:rFonts w:hint="eastAsia"/>
+        </w:rPr>
+      </w:pPr>
       <w:r>
         <w:lastRenderedPageBreak/>
         <w:t xml:space="preserve">    </w:t>
@@ -4345,6 +4412,11 @@
       </w:r>
     </w:p>
     <w:p>
+      <w:pPr>
+        <w:rPr>
+          <w:rFonts w:hint="eastAsia"/>
+        </w:rPr>
+      </w:pPr>
       <w:r>
         <w:t xml:space="preserve">    </w:t>
       </w:r>
@@ -4367,13 +4439,29 @@
         <w:t>endl;</w:t>
       </w:r>
     </w:p>
-    <w:p/>
-    <w:p>
+    <w:p>
+      <w:pPr>
+        <w:rPr>
+          <w:rFonts w:hint="eastAsia"/>
+        </w:rPr>
+      </w:pPr>
+    </w:p>
+    <w:p>
+      <w:pPr>
+        <w:rPr>
+          <w:rFonts w:hint="eastAsia"/>
+        </w:rPr>
+      </w:pPr>
       <w:r>
         <w:t xml:space="preserve">    // 定义一个“情报员”，让它指向变量 a</w:t>
       </w:r>
     </w:p>
     <w:p>
+      <w:pPr>
+        <w:rPr>
+          <w:rFonts w:hint="eastAsia"/>
+        </w:rPr>
+      </w:pPr>
       <w:r>
         <w:t xml:space="preserve">    int* p = &amp;a; </w:t>
       </w:r>
@@ -4381,6 +4469,9 @@
     <w:p>
       <w:pPr>
         <w:ind w:firstLine="420"/>
+        <w:rPr>
+          <w:rFonts w:hint="eastAsia"/>
+        </w:rPr>
       </w:pPr>
       <w:r>
         <w:rPr>
@@ -4413,6 +4504,11 @@
       </w:r>
     </w:p>
     <w:p>
+      <w:pPr>
+        <w:rPr>
+          <w:rFonts w:hint="eastAsia"/>
+        </w:rPr>
+      </w:pPr>
       <w:r>
         <w:t xml:space="preserve">    </w:t>
       </w:r>
@@ -4435,24 +4531,56 @@
         <w:t xml:space="preserve">endl; </w:t>
       </w:r>
     </w:p>
-    <w:p/>
-    <w:p>
+    <w:p>
+      <w:pPr>
+        <w:rPr>
+          <w:rFonts w:hint="eastAsia"/>
+        </w:rPr>
+      </w:pPr>
+    </w:p>
+    <w:p>
+      <w:pPr>
+        <w:rPr>
+          <w:rFonts w:hint="eastAsia"/>
+        </w:rPr>
+      </w:pPr>
       <w:r>
         <w:t xml:space="preserve">    return 0;</w:t>
       </w:r>
     </w:p>
     <w:p>
+      <w:pPr>
+        <w:rPr>
+          <w:rFonts w:hint="eastAsia"/>
+        </w:rPr>
+      </w:pPr>
       <w:r>
         <w:t>}</w:t>
       </w:r>
     </w:p>
     <w:p>
+      <w:pPr>
+        <w:rPr>
+          <w:rFonts w:hint="eastAsia"/>
+        </w:rPr>
+      </w:pPr>
       <w:r>
         <w:t>看着那一串串 0x 开头的数字，试着在脑海里构建出它们在内存里的排布图。这就是你通往逆向世界的第一步！</w:t>
       </w:r>
     </w:p>
-    <w:p/>
-    <w:p>
+    <w:p>
+      <w:pPr>
+        <w:rPr>
+          <w:rFonts w:hint="eastAsia"/>
+        </w:rPr>
+      </w:pPr>
+    </w:p>
+    <w:p>
+      <w:pPr>
+        <w:rPr>
+          <w:rFonts w:hint="eastAsia"/>
+        </w:rPr>
+      </w:pPr>
       <w:r>
         <w:rPr>
           <w:rFonts w:hint="eastAsia"/>
@@ -4566,6 +4694,11 @@
       </w:r>
     </w:p>
     <w:p>
+      <w:pPr>
+        <w:rPr>
+          <w:rFonts w:hint="eastAsia"/>
+        </w:rPr>
+      </w:pPr>
       <w:r>
         <w:rPr>
           <w:rFonts w:hint="eastAsia"/>
@@ -4594,6 +4727,11 @@
       </w:pPr>
     </w:p>
     <w:p>
+      <w:pPr>
+        <w:rPr>
+          <w:rFonts w:hint="eastAsia"/>
+        </w:rPr>
+      </w:pPr>
       <w:r>
         <w:t>指针也是一种类型，但比较特殊，声明定义为void*。那么 int*、float*、short*、char*，我们是不是可以理解为一种复合类型</w:t>
       </w:r>
@@ -4607,8 +4745,19 @@
         <w:t>？</w:t>
       </w:r>
     </w:p>
-    <w:p/>
-    <w:p>
+    <w:p>
+      <w:pPr>
+        <w:rPr>
+          <w:rFonts w:hint="eastAsia"/>
+        </w:rPr>
+      </w:pPr>
+    </w:p>
+    <w:p>
+      <w:pPr>
+        <w:rPr>
+          <w:rFonts w:hint="eastAsia"/>
+        </w:rPr>
+      </w:pPr>
       <w:r>
         <w:rPr>
           <w:rFonts w:hint="eastAsia"/>
@@ -4636,8 +4785,19 @@
         <w:t>。</w:t>
       </w:r>
     </w:p>
-    <w:p/>
-    <w:p>
+    <w:p>
+      <w:pPr>
+        <w:rPr>
+          <w:rFonts w:hint="eastAsia"/>
+        </w:rPr>
+      </w:pPr>
+    </w:p>
+    <w:p>
+      <w:pPr>
+        <w:rPr>
+          <w:rFonts w:hint="eastAsia"/>
+        </w:rPr>
+      </w:pPr>
       <w:r>
         <w:rPr>
           <w:rFonts w:hint="eastAsia"/>
@@ -4834,14 +4994,16 @@
     <w:p>
       <w:pPr>
         <w:rPr>
-          <w:b/>
-          <w:bCs/>
-        </w:rPr>
-      </w:pPr>
-    </w:p>
-    <w:p>
-      <w:pPr>
-        <w:rPr>
+          <w:rFonts w:hint="eastAsia"/>
+          <w:b/>
+          <w:bCs/>
+        </w:rPr>
+      </w:pPr>
+    </w:p>
+    <w:p>
+      <w:pPr>
+        <w:rPr>
+          <w:rFonts w:hint="eastAsia"/>
           <w:b/>
           <w:bCs/>
         </w:rPr>
@@ -5079,6 +5241,9 @@
           <w:ilvl w:val="1"/>
           <w:numId w:val="47"/>
         </w:numPr>
+        <w:rPr>
+          <w:rFonts w:hint="eastAsia"/>
+        </w:rPr>
       </w:pPr>
       <w:r>
         <w:rPr>
@@ -5234,13 +5399,22 @@
         <w:t>。</w:t>
       </w:r>
     </w:p>
-    <w:p/>
+    <w:p>
+      <w:pPr>
+        <w:rPr>
+          <w:rFonts w:hint="eastAsia"/>
+        </w:rPr>
+      </w:pPr>
+    </w:p>
     <w:p>
       <w:pPr>
         <w:numPr>
           <w:ilvl w:val="0"/>
           <w:numId w:val="48"/>
         </w:numPr>
+        <w:rPr>
+          <w:rFonts w:hint="eastAsia"/>
+        </w:rPr>
       </w:pPr>
       <w:r>
         <w:t>void*</w:t>
@@ -22802,7 +22976,16 @@
       </w:r>
       <w:r>
         <w:br/>
-        <w:t>我们将不再满足于静态的分析，而是要亲手编写注入代码、劫持函数流程、与反作弊系统正面博弈。</w:t>
+        <w:t>我们将不再满足于静态的分析，而是要亲手</w:t>
+      </w:r>
+      <w:r>
+        <w:rPr>
+          <w:rFonts w:hint="eastAsia"/>
+        </w:rPr>
+        <w:t>理解</w:t>
+      </w:r>
+      <w:r>
+        <w:t>注入代码、劫持函数流程、与反作弊系统正面博弈。</w:t>
       </w:r>
     </w:p>
     <w:p>
@@ -30118,6 +30301,7 @@
   <w:style w:type="character" w:default="1" w:styleId="a0">
     <w:name w:val="Default Paragraph Font"/>
     <w:uiPriority w:val="1"/>
+    <w:semiHidden/>
     <w:unhideWhenUsed/>
   </w:style>
   <w:style w:type="table" w:default="1" w:styleId="a1">
